--- a/小波变换参考书/小波变换与分数傅里叶变换理论及应用/第二章/2.2 正交多分辨分析和正交小波.docx
+++ b/小波变换参考书/小波变换与分数傅里叶变换理论及应用/第二章/2.2 正交多分辨分析和正交小波.docx
@@ -44,10 +44,10 @@
             <v:path o:extrusionok="f" gradientshapeok="t" o:connecttype="rect"/>
             <o:lock v:ext="edit" aspectratio="t"/>
           </v:shapetype>
-          <v:shape id="_x0000_i1025" type="#_x0000_t75" style="width:71.25pt;height:20.25pt" o:ole="">
+          <v:shape id="_x0000_i1025" type="#_x0000_t75" style="width:71.15pt;height:20.4pt" o:ole="">
             <v:imagedata r:id="rId6" o:title=""/>
           </v:shape>
-          <o:OLEObject Type="Embed" ProgID="Equation.DSMT4" ShapeID="_x0000_i1025" DrawAspect="Content" ObjectID="_1673440907" r:id="rId7"/>
+          <o:OLEObject Type="Embed" ProgID="Equation.DSMT4" ShapeID="_x0000_i1025" DrawAspect="Content" ObjectID="_1673802592" r:id="rId7"/>
         </w:object>
       </w:r>
       <w:r>
@@ -61,10 +61,10 @@
           <w:position w:val="-12"/>
         </w:rPr>
         <w:object w:dxaOrig="240" w:dyaOrig="360" w14:anchorId="271FC03A">
-          <v:shape id="_x0000_i1026" type="#_x0000_t75" style="width:12pt;height:18pt" o:ole="">
+          <v:shape id="_x0000_i1026" type="#_x0000_t75" style="width:12.05pt;height:17.9pt" o:ole="">
             <v:imagedata r:id="rId8" o:title=""/>
           </v:shape>
-          <o:OLEObject Type="Embed" ProgID="Equation.DSMT4" ShapeID="_x0000_i1026" DrawAspect="Content" ObjectID="_1673440908" r:id="rId9"/>
+          <o:OLEObject Type="Embed" ProgID="Equation.DSMT4" ShapeID="_x0000_i1026" DrawAspect="Content" ObjectID="_1673802593" r:id="rId9"/>
         </w:object>
       </w:r>
       <w:r>
@@ -78,27 +78,41 @@
           <w:position w:val="-18"/>
         </w:rPr>
         <w:object w:dxaOrig="2100" w:dyaOrig="480" w14:anchorId="29F13EF9">
-          <v:shape id="_x0000_i1027" type="#_x0000_t75" style="width:105pt;height:24pt" o:ole="">
+          <v:shape id="_x0000_i1027" type="#_x0000_t75" style="width:104.9pt;height:24.15pt" o:ole="">
             <v:imagedata r:id="rId10" o:title=""/>
           </v:shape>
-          <o:OLEObject Type="Embed" ProgID="Equation.DSMT4" ShapeID="_x0000_i1027" DrawAspect="Content" ObjectID="_1673440909" r:id="rId11"/>
-        </w:object>
-      </w:r>
-      <w:r>
-        <w:rPr>
-          <w:rFonts w:hint="eastAsia"/>
-        </w:rPr>
-        <w:t>，所以，必存在唯一的系数序列</w:t>
+          <o:OLEObject Type="Embed" ProgID="Equation.DSMT4" ShapeID="_x0000_i1027" DrawAspect="Content" ObjectID="_1673802594" r:id="rId11"/>
+        </w:object>
+      </w:r>
+      <w:r>
+        <w:rPr>
+          <w:rFonts w:hint="eastAsia"/>
+        </w:rPr>
+        <w:t>，所以，</w:t>
+      </w:r>
+      <w:proofErr w:type="gramStart"/>
+      <w:r>
+        <w:rPr>
+          <w:rFonts w:hint="eastAsia"/>
+        </w:rPr>
+        <w:t>必存在</w:t>
+      </w:r>
+      <w:proofErr w:type="gramEnd"/>
+      <w:r>
+        <w:rPr>
+          <w:rFonts w:hint="eastAsia"/>
+        </w:rPr>
+        <w:t>唯一的系数序列</w:t>
       </w:r>
       <w:r>
         <w:rPr>
           <w:position w:val="-14"/>
         </w:rPr>
         <w:object w:dxaOrig="1860" w:dyaOrig="400" w14:anchorId="4E717CAF">
-          <v:shape id="_x0000_i1028" type="#_x0000_t75" style="width:93pt;height:20.25pt" o:ole="">
+          <v:shape id="_x0000_i1028" type="#_x0000_t75" style="width:92.8pt;height:20.4pt" o:ole="">
             <v:imagedata r:id="rId12" o:title=""/>
           </v:shape>
-          <o:OLEObject Type="Embed" ProgID="Equation.DSMT4" ShapeID="_x0000_i1028" DrawAspect="Content" ObjectID="_1673440910" r:id="rId13"/>
+          <o:OLEObject Type="Embed" ProgID="Equation.DSMT4" ShapeID="_x0000_i1028" DrawAspect="Content" ObjectID="_1673802595" r:id="rId13"/>
         </w:object>
       </w:r>
       <w:r>
@@ -120,10 +134,10 @@
           <w:position w:val="-28"/>
         </w:rPr>
         <w:object w:dxaOrig="2480" w:dyaOrig="560" w14:anchorId="43719FA0">
-          <v:shape id="_x0000_i1029" type="#_x0000_t75" style="width:123.75pt;height:27.75pt" o:ole="">
+          <v:shape id="_x0000_i1029" type="#_x0000_t75" style="width:123.6pt;height:27.9pt" o:ole="">
             <v:imagedata r:id="rId14" o:title=""/>
           </v:shape>
-          <o:OLEObject Type="Embed" ProgID="Equation.DSMT4" ShapeID="_x0000_i1029" DrawAspect="Content" ObjectID="_1673440911" r:id="rId15"/>
+          <o:OLEObject Type="Embed" ProgID="Equation.DSMT4" ShapeID="_x0000_i1029" DrawAspect="Content" ObjectID="_1673802596" r:id="rId15"/>
         </w:object>
       </w:r>
       <w:r>
@@ -150,10 +164,10 @@
           <w:position w:val="-92"/>
         </w:rPr>
         <w:object w:dxaOrig="2640" w:dyaOrig="1719" w14:anchorId="01A62B57">
-          <v:shape id="_x0000_i1030" type="#_x0000_t75" style="width:132pt;height:86.25pt" o:ole="">
+          <v:shape id="_x0000_i1030" type="#_x0000_t75" style="width:131.95pt;height:86.15pt" o:ole="">
             <v:imagedata r:id="rId16" o:title=""/>
           </v:shape>
-          <o:OLEObject Type="Embed" ProgID="Equation.DSMT4" ShapeID="_x0000_i1030" DrawAspect="Content" ObjectID="_1673440912" r:id="rId17"/>
+          <o:OLEObject Type="Embed" ProgID="Equation.DSMT4" ShapeID="_x0000_i1030" DrawAspect="Content" ObjectID="_1673802597" r:id="rId17"/>
         </w:object>
       </w:r>
       <w:r>
@@ -186,10 +200,10 @@
           <w:position w:val="-14"/>
         </w:rPr>
         <w:object w:dxaOrig="1520" w:dyaOrig="400" w14:anchorId="064E8385">
-          <v:shape id="_x0000_i1031" type="#_x0000_t75" style="width:75.75pt;height:20.25pt" o:ole="">
+          <v:shape id="_x0000_i1031" type="#_x0000_t75" style="width:75.75pt;height:20.4pt" o:ole="">
             <v:imagedata r:id="rId18" o:title=""/>
           </v:shape>
-          <o:OLEObject Type="Embed" ProgID="Equation.DSMT4" ShapeID="_x0000_i1031" DrawAspect="Content" ObjectID="_1673440913" r:id="rId19"/>
+          <o:OLEObject Type="Embed" ProgID="Equation.DSMT4" ShapeID="_x0000_i1031" DrawAspect="Content" ObjectID="_1673802598" r:id="rId19"/>
         </w:object>
       </w:r>
       <w:r>
@@ -203,10 +217,10 @@
           <w:position w:val="-14"/>
         </w:rPr>
         <w:object w:dxaOrig="1120" w:dyaOrig="400" w14:anchorId="2BCDA44B">
-          <v:shape id="_x0000_i1032" type="#_x0000_t75" style="width:56.25pt;height:20.25pt" o:ole="">
+          <v:shape id="_x0000_i1032" type="#_x0000_t75" style="width:56.2pt;height:20.4pt" o:ole="">
             <v:imagedata r:id="rId20" o:title=""/>
           </v:shape>
-          <o:OLEObject Type="Embed" ProgID="Equation.DSMT4" ShapeID="_x0000_i1032" DrawAspect="Content" ObjectID="_1673440914" r:id="rId21"/>
+          <o:OLEObject Type="Embed" ProgID="Equation.DSMT4" ShapeID="_x0000_i1032" DrawAspect="Content" ObjectID="_1673802599" r:id="rId21"/>
         </w:object>
       </w:r>
       <w:r>
@@ -228,10 +242,10 @@
           <w:position w:val="-28"/>
         </w:rPr>
         <w:object w:dxaOrig="2560" w:dyaOrig="560" w14:anchorId="561EF5E3">
-          <v:shape id="_x0000_i1033" type="#_x0000_t75" style="width:128.25pt;height:27.75pt" o:ole="">
+          <v:shape id="_x0000_i1033" type="#_x0000_t75" style="width:128.2pt;height:27.9pt" o:ole="">
             <v:imagedata r:id="rId22" o:title=""/>
           </v:shape>
-          <o:OLEObject Type="Embed" ProgID="Equation.DSMT4" ShapeID="_x0000_i1033" DrawAspect="Content" ObjectID="_1673440915" r:id="rId23"/>
+          <o:OLEObject Type="Embed" ProgID="Equation.DSMT4" ShapeID="_x0000_i1033" DrawAspect="Content" ObjectID="_1673802600" r:id="rId23"/>
         </w:object>
       </w:r>
       <w:r>
@@ -250,10 +264,10 @@
           <w:position w:val="-14"/>
         </w:rPr>
         <w:object w:dxaOrig="1120" w:dyaOrig="400" w14:anchorId="0C29BB98">
-          <v:shape id="_x0000_i1034" type="#_x0000_t75" style="width:56.25pt;height:20.25pt" o:ole="">
+          <v:shape id="_x0000_i1034" type="#_x0000_t75" style="width:56.2pt;height:20.4pt" o:ole="">
             <v:imagedata r:id="rId20" o:title=""/>
           </v:shape>
-          <o:OLEObject Type="Embed" ProgID="Equation.DSMT4" ShapeID="_x0000_i1034" DrawAspect="Content" ObjectID="_1673440916" r:id="rId24"/>
+          <o:OLEObject Type="Embed" ProgID="Equation.DSMT4" ShapeID="_x0000_i1034" DrawAspect="Content" ObjectID="_1673802601" r:id="rId24"/>
         </w:object>
       </w:r>
       <w:r>
@@ -281,10 +295,10 @@
           <w:position w:val="-28"/>
         </w:rPr>
         <w:object w:dxaOrig="4320" w:dyaOrig="660" w14:anchorId="5C953706">
-          <v:shape id="_x0000_i1035" type="#_x0000_t75" style="width:3in;height:33pt" o:ole="">
+          <v:shape id="_x0000_i1035" type="#_x0000_t75" style="width:3in;height:32.9pt" o:ole="">
             <v:imagedata r:id="rId25" o:title=""/>
           </v:shape>
-          <o:OLEObject Type="Embed" ProgID="Equation.DSMT4" ShapeID="_x0000_i1035" DrawAspect="Content" ObjectID="_1673440917" r:id="rId26"/>
+          <o:OLEObject Type="Embed" ProgID="Equation.DSMT4" ShapeID="_x0000_i1035" DrawAspect="Content" ObjectID="_1673802602" r:id="rId26"/>
         </w:object>
       </w:r>
       <w:r>
@@ -312,10 +326,10 @@
           <w:position w:val="-178"/>
         </w:rPr>
         <w:object w:dxaOrig="3100" w:dyaOrig="3220" w14:anchorId="51E6A313">
-          <v:shape id="_x0000_i1036" type="#_x0000_t75" style="width:155.25pt;height:161.25pt" o:ole="">
+          <v:shape id="_x0000_i1036" type="#_x0000_t75" style="width:155.25pt;height:161.5pt" o:ole="">
             <v:imagedata r:id="rId27" o:title=""/>
           </v:shape>
-          <o:OLEObject Type="Embed" ProgID="Equation.DSMT4" ShapeID="_x0000_i1036" DrawAspect="Content" ObjectID="_1673440918" r:id="rId28"/>
+          <o:OLEObject Type="Embed" ProgID="Equation.DSMT4" ShapeID="_x0000_i1036" DrawAspect="Content" ObjectID="_1673802603" r:id="rId28"/>
         </w:object>
       </w:r>
       <w:r>
@@ -334,10 +348,10 @@
           <w:position w:val="-178"/>
         </w:rPr>
         <w:object w:dxaOrig="3140" w:dyaOrig="3220" w14:anchorId="6C65B3F2">
-          <v:shape id="_x0000_i1037" type="#_x0000_t75" style="width:156.75pt;height:161.25pt" o:ole="">
+          <v:shape id="_x0000_i1037" type="#_x0000_t75" style="width:156.5pt;height:161.5pt" o:ole="">
             <v:imagedata r:id="rId29" o:title=""/>
           </v:shape>
-          <o:OLEObject Type="Embed" ProgID="Equation.DSMT4" ShapeID="_x0000_i1037" DrawAspect="Content" ObjectID="_1673440919" r:id="rId30"/>
+          <o:OLEObject Type="Embed" ProgID="Equation.DSMT4" ShapeID="_x0000_i1037" DrawAspect="Content" ObjectID="_1673802604" r:id="rId30"/>
         </w:object>
       </w:r>
       <w:r>
@@ -368,10 +382,10 @@
           <w:position w:val="-14"/>
         </w:rPr>
         <w:object w:dxaOrig="1340" w:dyaOrig="400" w14:anchorId="1A4355F6">
-          <v:shape id="_x0000_i1038" type="#_x0000_t75" style="width:66.75pt;height:20.25pt" o:ole="">
+          <v:shape id="_x0000_i1038" type="#_x0000_t75" style="width:66.6pt;height:20.4pt" o:ole="">
             <v:imagedata r:id="rId31" o:title=""/>
           </v:shape>
-          <o:OLEObject Type="Embed" ProgID="Equation.DSMT4" ShapeID="_x0000_i1038" DrawAspect="Content" ObjectID="_1673440920" r:id="rId32"/>
+          <o:OLEObject Type="Embed" ProgID="Equation.DSMT4" ShapeID="_x0000_i1038" DrawAspect="Content" ObjectID="_1673802605" r:id="rId32"/>
         </w:object>
       </w:r>
       <w:r>
@@ -385,10 +399,10 @@
           <w:position w:val="-14"/>
         </w:rPr>
         <w:object w:dxaOrig="1680" w:dyaOrig="400" w14:anchorId="1D08F502">
-          <v:shape id="_x0000_i1039" type="#_x0000_t75" style="width:84pt;height:20.25pt" o:ole="">
+          <v:shape id="_x0000_i1039" type="#_x0000_t75" style="width:84.05pt;height:20.4pt" o:ole="">
             <v:imagedata r:id="rId33" o:title=""/>
           </v:shape>
-          <o:OLEObject Type="Embed" ProgID="Equation.DSMT4" ShapeID="_x0000_i1039" DrawAspect="Content" ObjectID="_1673440921" r:id="rId34"/>
+          <o:OLEObject Type="Embed" ProgID="Equation.DSMT4" ShapeID="_x0000_i1039" DrawAspect="Content" ObjectID="_1673802606" r:id="rId34"/>
         </w:object>
       </w:r>
       <w:r>
@@ -402,10 +416,10 @@
           <w:position w:val="-14"/>
         </w:rPr>
         <w:object w:dxaOrig="660" w:dyaOrig="400" w14:anchorId="55435F28">
-          <v:shape id="_x0000_i1040" type="#_x0000_t75" style="width:33pt;height:20.25pt" o:ole="">
+          <v:shape id="_x0000_i1040" type="#_x0000_t75" style="width:32.9pt;height:20.4pt" o:ole="">
             <v:imagedata r:id="rId35" o:title=""/>
           </v:shape>
-          <o:OLEObject Type="Embed" ProgID="Equation.DSMT4" ShapeID="_x0000_i1040" DrawAspect="Content" ObjectID="_1673440922" r:id="rId36"/>
+          <o:OLEObject Type="Embed" ProgID="Equation.DSMT4" ShapeID="_x0000_i1040" DrawAspect="Content" ObjectID="_1673802607" r:id="rId36"/>
         </w:object>
       </w:r>
       <w:r>
@@ -439,10 +453,10 @@
           <w:position w:val="-16"/>
         </w:rPr>
         <w:object w:dxaOrig="2880" w:dyaOrig="440" w14:anchorId="7661A906">
-          <v:shape id="_x0000_i1041" type="#_x0000_t75" style="width:2in;height:21.75pt" o:ole="">
+          <v:shape id="_x0000_i1041" type="#_x0000_t75" style="width:2in;height:21.65pt" o:ole="">
             <v:imagedata r:id="rId37" o:title=""/>
           </v:shape>
-          <o:OLEObject Type="Embed" ProgID="Equation.DSMT4" ShapeID="_x0000_i1041" DrawAspect="Content" ObjectID="_1673440923" r:id="rId38"/>
+          <o:OLEObject Type="Embed" ProgID="Equation.DSMT4" ShapeID="_x0000_i1041" DrawAspect="Content" ObjectID="_1673802608" r:id="rId38"/>
         </w:object>
       </w:r>
       <w:r>
@@ -469,10 +483,10 @@
           <w:position w:val="-28"/>
         </w:rPr>
         <w:object w:dxaOrig="2940" w:dyaOrig="600" w14:anchorId="3C6063CA">
-          <v:shape id="_x0000_i1042" type="#_x0000_t75" style="width:147pt;height:30pt" o:ole="">
+          <v:shape id="_x0000_i1042" type="#_x0000_t75" style="width:146.9pt;height:29.95pt" o:ole="">
             <v:imagedata r:id="rId39" o:title=""/>
           </v:shape>
-          <o:OLEObject Type="Embed" ProgID="Equation.DSMT4" ShapeID="_x0000_i1042" DrawAspect="Content" ObjectID="_1673440924" r:id="rId40"/>
+          <o:OLEObject Type="Embed" ProgID="Equation.DSMT4" ShapeID="_x0000_i1042" DrawAspect="Content" ObjectID="_1673802609" r:id="rId40"/>
         </w:object>
       </w:r>
       <w:r>
@@ -500,10 +514,10 @@
           <w:position w:val="-202"/>
         </w:rPr>
         <w:object w:dxaOrig="5840" w:dyaOrig="4160" w14:anchorId="5489D995">
-          <v:shape id="_x0000_i1043" type="#_x0000_t75" style="width:291.75pt;height:207.75pt" o:ole="">
+          <v:shape id="_x0000_i1043" type="#_x0000_t75" style="width:291.75pt;height:207.7pt" o:ole="">
             <v:imagedata r:id="rId41" o:title=""/>
           </v:shape>
-          <o:OLEObject Type="Embed" ProgID="Equation.DSMT4" ShapeID="_x0000_i1043" DrawAspect="Content" ObjectID="_1673440925" r:id="rId42"/>
+          <o:OLEObject Type="Embed" ProgID="Equation.DSMT4" ShapeID="_x0000_i1043" DrawAspect="Content" ObjectID="_1673802610" r:id="rId42"/>
         </w:object>
       </w:r>
       <w:r>
@@ -536,10 +550,10 @@
           <w:position w:val="-14"/>
         </w:rPr>
         <w:object w:dxaOrig="540" w:dyaOrig="400" w14:anchorId="243DEE04">
-          <v:shape id="_x0000_i1044" type="#_x0000_t75" style="width:27pt;height:20.25pt" o:ole="">
+          <v:shape id="_x0000_i1044" type="#_x0000_t75" style="width:27.05pt;height:20.4pt" o:ole="">
             <v:imagedata r:id="rId43" o:title=""/>
           </v:shape>
-          <o:OLEObject Type="Embed" ProgID="Equation.DSMT4" ShapeID="_x0000_i1044" DrawAspect="Content" ObjectID="_1673440926" r:id="rId44"/>
+          <o:OLEObject Type="Embed" ProgID="Equation.DSMT4" ShapeID="_x0000_i1044" DrawAspect="Content" ObjectID="_1673802611" r:id="rId44"/>
         </w:object>
       </w:r>
       <w:r>
@@ -553,10 +567,10 @@
           <w:position w:val="-14"/>
         </w:rPr>
         <w:object w:dxaOrig="1700" w:dyaOrig="400" w14:anchorId="15B8EFC1">
-          <v:shape id="_x0000_i1045" type="#_x0000_t75" style="width:84.75pt;height:20.25pt" o:ole="">
+          <v:shape id="_x0000_i1045" type="#_x0000_t75" style="width:84.9pt;height:20.4pt" o:ole="">
             <v:imagedata r:id="rId45" o:title=""/>
           </v:shape>
-          <o:OLEObject Type="Embed" ProgID="Equation.DSMT4" ShapeID="_x0000_i1045" DrawAspect="Content" ObjectID="_1673440927" r:id="rId46"/>
+          <o:OLEObject Type="Embed" ProgID="Equation.DSMT4" ShapeID="_x0000_i1045" DrawAspect="Content" ObjectID="_1673802612" r:id="rId46"/>
         </w:object>
       </w:r>
       <w:r>
@@ -570,10 +584,10 @@
           <w:position w:val="-12"/>
         </w:rPr>
         <w:object w:dxaOrig="260" w:dyaOrig="360" w14:anchorId="4451BE58">
-          <v:shape id="_x0000_i1046" type="#_x0000_t75" style="width:12.75pt;height:18pt" o:ole="">
+          <v:shape id="_x0000_i1046" type="#_x0000_t75" style="width:12.9pt;height:17.9pt" o:ole="">
             <v:imagedata r:id="rId47" o:title=""/>
           </v:shape>
-          <o:OLEObject Type="Embed" ProgID="Equation.DSMT4" ShapeID="_x0000_i1046" DrawAspect="Content" ObjectID="_1673440928" r:id="rId48"/>
+          <o:OLEObject Type="Embed" ProgID="Equation.DSMT4" ShapeID="_x0000_i1046" DrawAspect="Content" ObjectID="_1673802613" r:id="rId48"/>
         </w:object>
       </w:r>
       <w:r>
@@ -590,10 +604,10 @@
           <w:position w:val="-28"/>
         </w:rPr>
         <w:object w:dxaOrig="2900" w:dyaOrig="600" w14:anchorId="1C78BD95">
-          <v:shape id="_x0000_i1056" type="#_x0000_t75" style="width:145.5pt;height:30pt" o:ole="">
+          <v:shape id="_x0000_i1047" type="#_x0000_t75" style="width:145.25pt;height:29.95pt" o:ole="">
             <v:imagedata r:id="rId49" o:title=""/>
           </v:shape>
-          <o:OLEObject Type="Embed" ProgID="Equation.DSMT4" ShapeID="_x0000_i1056" DrawAspect="Content" ObjectID="_1673440929" r:id="rId50"/>
+          <o:OLEObject Type="Embed" ProgID="Equation.DSMT4" ShapeID="_x0000_i1047" DrawAspect="Content" ObjectID="_1673802614" r:id="rId50"/>
         </w:object>
       </w:r>
       <w:r>
@@ -607,13 +621,19 @@
       </w:r>
       <w:r>
         <w:rPr>
+          <w:rFonts w:hint="eastAsia"/>
+        </w:rPr>
+        <w:t>，</w:t>
+      </w:r>
+      <w:r>
+        <w:rPr>
           <w:position w:val="-14"/>
         </w:rPr>
         <w:object w:dxaOrig="660" w:dyaOrig="400" w14:anchorId="1C4FCC09">
-          <v:shape id="_x0000_i1062" type="#_x0000_t75" style="width:33pt;height:20.25pt" o:ole="">
+          <v:shape id="_x0000_i1048" type="#_x0000_t75" style="width:32.9pt;height:20.4pt" o:ole="">
             <v:imagedata r:id="rId51" o:title=""/>
           </v:shape>
-          <o:OLEObject Type="Embed" ProgID="Equation.DSMT4" ShapeID="_x0000_i1062" DrawAspect="Content" ObjectID="_1673440930" r:id="rId52"/>
+          <o:OLEObject Type="Embed" ProgID="Equation.DSMT4" ShapeID="_x0000_i1048" DrawAspect="Content" ObjectID="_1673802615" r:id="rId52"/>
         </w:object>
       </w:r>
       <w:r>
@@ -627,10 +647,10 @@
           <w:position w:val="-6"/>
         </w:rPr>
         <w:object w:dxaOrig="360" w:dyaOrig="279" w14:anchorId="32BF6C42">
-          <v:shape id="_x0000_i1065" type="#_x0000_t75" style="width:18pt;height:14.25pt" o:ole="">
+          <v:shape id="_x0000_i1049" type="#_x0000_t75" style="width:17.9pt;height:14.15pt" o:ole="">
             <v:imagedata r:id="rId53" o:title=""/>
           </v:shape>
-          <o:OLEObject Type="Embed" ProgID="Equation.DSMT4" ShapeID="_x0000_i1065" DrawAspect="Content" ObjectID="_1673440931" r:id="rId54"/>
+          <o:OLEObject Type="Embed" ProgID="Equation.DSMT4" ShapeID="_x0000_i1049" DrawAspect="Content" ObjectID="_1673802616" r:id="rId54"/>
         </w:object>
       </w:r>
       <w:r>
@@ -643,37 +663,1045 @@
         <w:t xml:space="preserve">  </w:t>
       </w:r>
     </w:p>
-    <w:p>
-      <w:pPr>
-        <w:pStyle w:val="MTDisplayEquation"/>
-        <w:rPr>
-          <w:rFonts w:hint="eastAsia"/>
-        </w:rPr>
-      </w:pPr>
-      <w:r>
-        <w:tab/>
-      </w:r>
-      <w:r>
-        <w:rPr>
-          <w:position w:val="-188"/>
-        </w:rPr>
-        <w:object w:dxaOrig="5400" w:dyaOrig="3940" w14:anchorId="71FA4AE9">
-          <v:shape id="_x0000_i1059" type="#_x0000_t75" style="width:270pt;height:197.25pt" o:ole="">
+    <w:p/>
+    <w:p>
+      <w:pPr>
+        <w:pStyle w:val="MTDisplayEquation"/>
+      </w:pPr>
+      <w:r>
+        <w:lastRenderedPageBreak/>
+        <w:tab/>
+      </w:r>
+      <w:r>
+        <w:rPr>
+          <w:position w:val="-42"/>
+        </w:rPr>
+        <w:object w:dxaOrig="5400" w:dyaOrig="6619" w14:anchorId="71FA4AE9">
+          <v:shape id="_x0000_i1050" type="#_x0000_t75" style="width:270.1pt;height:330.45pt" o:ole="">
             <v:imagedata r:id="rId55" o:title=""/>
           </v:shape>
-          <o:OLEObject Type="Embed" ProgID="Equation.DSMT4" ShapeID="_x0000_i1059" DrawAspect="Content" ObjectID="_1673440932" r:id="rId56"/>
-        </w:object>
-      </w:r>
-      <w:r>
-        <w:t xml:space="preserve"> </w:t>
-      </w:r>
-    </w:p>
-    <w:p>
-      <w:pPr>
-        <w:rPr>
-          <w:rFonts w:hint="eastAsia"/>
-        </w:rPr>
-      </w:pPr>
+          <o:OLEObject Type="Embed" ProgID="Equation.DSMT4" ShapeID="_x0000_i1050" DrawAspect="Content" ObjectID="_1673802617" r:id="rId56"/>
+        </w:object>
+      </w:r>
+      <w:r>
+        <w:t xml:space="preserve"> </w:t>
+      </w:r>
+    </w:p>
+    <w:p>
+      <w:r>
+        <w:rPr>
+          <w:rFonts w:hint="eastAsia"/>
+        </w:rPr>
+        <w:t>于是，低通滤波器的频率响应</w:t>
+      </w:r>
+      <w:r>
+        <w:rPr>
+          <w:position w:val="-14"/>
+        </w:rPr>
+        <w:object w:dxaOrig="660" w:dyaOrig="400" w14:anchorId="181DB804">
+          <v:shape id="_x0000_i1051" type="#_x0000_t75" style="width:32.9pt;height:20.4pt" o:ole="">
+            <v:imagedata r:id="rId57" o:title=""/>
+          </v:shape>
+          <o:OLEObject Type="Embed" ProgID="Equation.DSMT4" ShapeID="_x0000_i1051" DrawAspect="Content" ObjectID="_1673802618" r:id="rId58"/>
+        </w:object>
+      </w:r>
+      <w:r>
+        <w:rPr>
+          <w:rFonts w:hint="eastAsia"/>
+        </w:rPr>
+        <w:t>满足下述等式</w:t>
+      </w:r>
+    </w:p>
+    <w:p>
+      <w:r>
+        <w:t xml:space="preserve"> </w:t>
+      </w:r>
+    </w:p>
+    <w:p>
+      <w:pPr>
+        <w:pStyle w:val="MTDisplayEquation"/>
+      </w:pPr>
+      <w:r>
+        <w:tab/>
+      </w:r>
+      <w:r>
+        <w:rPr>
+          <w:position w:val="-16"/>
+        </w:rPr>
+        <w:object w:dxaOrig="3400" w:dyaOrig="480" w14:anchorId="7EDE151F">
+          <v:shape id="_x0000_i1052" type="#_x0000_t75" style="width:170.2pt;height:24.15pt" o:ole="">
+            <v:imagedata r:id="rId59" o:title=""/>
+          </v:shape>
+          <o:OLEObject Type="Embed" ProgID="Equation.DSMT4" ShapeID="_x0000_i1052" DrawAspect="Content" ObjectID="_1673802619" r:id="rId60"/>
+        </w:object>
+      </w:r>
+      <w:r>
+        <w:t xml:space="preserve"> </w:t>
+      </w:r>
+    </w:p>
+    <w:p>
+      <w:pPr>
+        <w:pStyle w:val="1"/>
+      </w:pPr>
+      <w:r>
+        <w:rPr>
+          <w:rFonts w:hint="eastAsia"/>
+        </w:rPr>
+        <w:t>小波函数和高通滤波器</w:t>
+      </w:r>
+    </w:p>
+    <w:p>
+      <w:r>
+        <w:rPr>
+          <w:rFonts w:hint="eastAsia"/>
+        </w:rPr>
+        <w:t>因为小波函数的整数平移族</w:t>
+      </w:r>
+      <w:r>
+        <w:rPr>
+          <w:position w:val="-14"/>
+        </w:rPr>
+        <w:object w:dxaOrig="1740" w:dyaOrig="400" w14:anchorId="4D2AC124">
+          <v:shape id="_x0000_i1053" type="#_x0000_t75" style="width:87pt;height:20.4pt" o:ole="">
+            <v:imagedata r:id="rId61" o:title=""/>
+          </v:shape>
+          <o:OLEObject Type="Embed" ProgID="Equation.DSMT4" ShapeID="_x0000_i1053" DrawAspect="Content" ObjectID="_1673802620" r:id="rId62"/>
+        </w:object>
+      </w:r>
+      <w:r>
+        <w:rPr>
+          <w:rFonts w:hint="eastAsia"/>
+        </w:rPr>
+        <w:t>构成</w:t>
+      </w:r>
+      <w:r>
+        <w:rPr>
+          <w:position w:val="-12"/>
+        </w:rPr>
+        <w:object w:dxaOrig="320" w:dyaOrig="360" w14:anchorId="3819C290">
+          <v:shape id="_x0000_i1054" type="#_x0000_t75" style="width:15.8pt;height:17.9pt" o:ole="">
+            <v:imagedata r:id="rId63" o:title=""/>
+          </v:shape>
+          <o:OLEObject Type="Embed" ProgID="Equation.DSMT4" ShapeID="_x0000_i1054" DrawAspect="Content" ObjectID="_1673802621" r:id="rId64"/>
+        </w:object>
+      </w:r>
+      <w:r>
+        <w:rPr>
+          <w:rFonts w:hint="eastAsia"/>
+        </w:rPr>
+        <w:t>的标准正交基，所以满足</w:t>
+      </w:r>
+    </w:p>
+    <w:p>
+      <w:pPr>
+        <w:pStyle w:val="MTDisplayEquation"/>
+      </w:pPr>
+      <w:r>
+        <w:tab/>
+      </w:r>
+      <w:r>
+        <w:rPr>
+          <w:position w:val="-28"/>
+        </w:rPr>
+        <w:object w:dxaOrig="3000" w:dyaOrig="600" w14:anchorId="0F7B12BB">
+          <v:shape id="_x0000_i1055" type="#_x0000_t75" style="width:149.85pt;height:29.95pt" o:ole="">
+            <v:imagedata r:id="rId65" o:title=""/>
+          </v:shape>
+          <o:OLEObject Type="Embed" ProgID="Equation.DSMT4" ShapeID="_x0000_i1055" DrawAspect="Content" ObjectID="_1673802622" r:id="rId66"/>
+        </w:object>
+      </w:r>
+      <w:r>
+        <w:t xml:space="preserve"> </w:t>
+      </w:r>
+    </w:p>
+    <w:p>
+      <w:r>
+        <w:rPr>
+          <w:rFonts w:hint="eastAsia"/>
+        </w:rPr>
+        <w:t>将构造方程的频域形式代入，</w:t>
+      </w:r>
+      <w:r>
+        <w:rPr>
+          <w:position w:val="-14"/>
+        </w:rPr>
+        <w:object w:dxaOrig="600" w:dyaOrig="400" w14:anchorId="7D5251D3">
+          <v:shape id="_x0000_i1056" type="#_x0000_t75" style="width:29.95pt;height:20.4pt" o:ole="">
+            <v:imagedata r:id="rId67" o:title=""/>
+          </v:shape>
+          <o:OLEObject Type="Embed" ProgID="Equation.DSMT4" ShapeID="_x0000_i1056" DrawAspect="Content" ObjectID="_1673802623" r:id="rId68"/>
+        </w:object>
+      </w:r>
+      <w:r>
+        <w:rPr>
+          <w:rFonts w:hint="eastAsia"/>
+        </w:rPr>
+        <w:t>是周期</w:t>
+      </w:r>
+      <w:r>
+        <w:rPr>
+          <w:position w:val="-6"/>
+        </w:rPr>
+        <w:object w:dxaOrig="360" w:dyaOrig="279" w14:anchorId="5A19F513">
+          <v:shape id="_x0000_i1057" type="#_x0000_t75" style="width:17.9pt;height:14.15pt" o:ole="">
+            <v:imagedata r:id="rId53" o:title=""/>
+          </v:shape>
+          <o:OLEObject Type="Embed" ProgID="Equation.DSMT4" ShapeID="_x0000_i1057" DrawAspect="Content" ObjectID="_1673802624" r:id="rId69"/>
+        </w:object>
+      </w:r>
+      <w:r>
+        <w:rPr>
+          <w:rFonts w:hint="eastAsia"/>
+        </w:rPr>
+        <w:t>的函数。</w:t>
+      </w:r>
+      <w:r>
+        <w:t xml:space="preserve">  </w:t>
+      </w:r>
+    </w:p>
+    <w:p>
+      <w:pPr>
+        <w:pStyle w:val="MTDisplayEquation"/>
+      </w:pPr>
+      <w:r>
+        <w:lastRenderedPageBreak/>
+        <w:tab/>
+      </w:r>
+      <w:r>
+        <w:rPr>
+          <w:position w:val="-42"/>
+        </w:rPr>
+        <w:object w:dxaOrig="5360" w:dyaOrig="6619" w14:anchorId="3F2DA9A6">
+          <v:shape id="_x0000_i1058" type="#_x0000_t75" style="width:267.6pt;height:330.45pt" o:ole="">
+            <v:imagedata r:id="rId70" o:title=""/>
+          </v:shape>
+          <o:OLEObject Type="Embed" ProgID="Equation.DSMT4" ShapeID="_x0000_i1058" DrawAspect="Content" ObjectID="_1673802625" r:id="rId71"/>
+        </w:object>
+      </w:r>
+      <w:r>
+        <w:t xml:space="preserve"> </w:t>
+      </w:r>
+    </w:p>
+    <w:p>
+      <w:r>
+        <w:rPr>
+          <w:rFonts w:hint="eastAsia"/>
+        </w:rPr>
+        <w:t>于是，高通滤波器的频率响应</w:t>
+      </w:r>
+      <w:r>
+        <w:rPr>
+          <w:position w:val="-14"/>
+        </w:rPr>
+        <w:object w:dxaOrig="600" w:dyaOrig="400" w14:anchorId="170B0138">
+          <v:shape id="_x0000_i1059" type="#_x0000_t75" style="width:29.95pt;height:20.4pt" o:ole="">
+            <v:imagedata r:id="rId72" o:title=""/>
+          </v:shape>
+          <o:OLEObject Type="Embed" ProgID="Equation.DSMT4" ShapeID="_x0000_i1059" DrawAspect="Content" ObjectID="_1673802626" r:id="rId73"/>
+        </w:object>
+      </w:r>
+      <w:r>
+        <w:rPr>
+          <w:rFonts w:hint="eastAsia"/>
+        </w:rPr>
+        <w:t>满足下述等式</w:t>
+      </w:r>
+    </w:p>
+    <w:p>
+      <w:pPr>
+        <w:pStyle w:val="MTDisplayEquation"/>
+      </w:pPr>
+      <w:r>
+        <w:tab/>
+      </w:r>
+      <w:r>
+        <w:rPr>
+          <w:position w:val="-16"/>
+        </w:rPr>
+        <w:object w:dxaOrig="3260" w:dyaOrig="480" w14:anchorId="1C3A6F47">
+          <v:shape id="_x0000_i1060" type="#_x0000_t75" style="width:162.75pt;height:24.15pt" o:ole="">
+            <v:imagedata r:id="rId74" o:title=""/>
+          </v:shape>
+          <o:OLEObject Type="Embed" ProgID="Equation.DSMT4" ShapeID="_x0000_i1060" DrawAspect="Content" ObjectID="_1673802627" r:id="rId75"/>
+        </w:object>
+      </w:r>
+      <w:r>
+        <w:t xml:space="preserve"> </w:t>
+      </w:r>
+    </w:p>
+    <w:p>
+      <w:pPr>
+        <w:pStyle w:val="1"/>
+      </w:pPr>
+      <w:r>
+        <w:rPr>
+          <w:rFonts w:hint="eastAsia"/>
+        </w:rPr>
+        <w:t>低通滤波器和高通滤波器</w:t>
+      </w:r>
+    </w:p>
+    <w:p>
+      <w:r>
+        <w:rPr>
+          <w:position w:val="-12"/>
+        </w:rPr>
+        <w:object w:dxaOrig="320" w:dyaOrig="360" w14:anchorId="3D4BB592">
+          <v:shape id="_x0000_i1061" type="#_x0000_t75" style="width:15.8pt;height:17.9pt" o:ole="">
+            <v:imagedata r:id="rId76" o:title=""/>
+          </v:shape>
+          <o:OLEObject Type="Embed" ProgID="Equation.DSMT4" ShapeID="_x0000_i1061" DrawAspect="Content" ObjectID="_1673802628" r:id="rId77"/>
+        </w:object>
+      </w:r>
+      <w:r>
+        <w:t xml:space="preserve"> </w:t>
+      </w:r>
+      <w:r>
+        <w:rPr>
+          <w:rFonts w:hint="eastAsia"/>
+        </w:rPr>
+        <w:t>是</w:t>
+      </w:r>
+      <w:r>
+        <w:rPr>
+          <w:position w:val="-12"/>
+        </w:rPr>
+        <w:object w:dxaOrig="260" w:dyaOrig="360" w14:anchorId="198D1514">
+          <v:shape id="_x0000_i1062" type="#_x0000_t75" style="width:12.9pt;height:17.9pt" o:ole="">
+            <v:imagedata r:id="rId78" o:title=""/>
+          </v:shape>
+          <o:OLEObject Type="Embed" ProgID="Equation.DSMT4" ShapeID="_x0000_i1062" DrawAspect="Content" ObjectID="_1673802629" r:id="rId79"/>
+        </w:object>
+      </w:r>
+      <w:r>
+        <w:rPr>
+          <w:rFonts w:hint="eastAsia"/>
+        </w:rPr>
+        <w:t>在</w:t>
+      </w:r>
+      <w:r>
+        <w:rPr>
+          <w:position w:val="-12"/>
+        </w:rPr>
+        <w:object w:dxaOrig="240" w:dyaOrig="360" w14:anchorId="26A026B1">
+          <v:shape id="_x0000_i1063" type="#_x0000_t75" style="width:12.05pt;height:17.9pt" o:ole="">
+            <v:imagedata r:id="rId80" o:title=""/>
+          </v:shape>
+          <o:OLEObject Type="Embed" ProgID="Equation.DSMT4" ShapeID="_x0000_i1063" DrawAspect="Content" ObjectID="_1673802630" r:id="rId81"/>
+        </w:object>
+      </w:r>
+      <w:r>
+        <w:rPr>
+          <w:rFonts w:hint="eastAsia"/>
+        </w:rPr>
+        <w:t>中的正交补空间，因此函数族</w:t>
+      </w:r>
+      <w:r>
+        <w:rPr>
+          <w:position w:val="-14"/>
+        </w:rPr>
+        <w:object w:dxaOrig="1740" w:dyaOrig="400" w14:anchorId="3BE9F629">
+          <v:shape id="_x0000_i1064" type="#_x0000_t75" style="width:87pt;height:20.4pt" o:ole="">
+            <v:imagedata r:id="rId82" o:title=""/>
+          </v:shape>
+          <o:OLEObject Type="Embed" ProgID="Equation.DSMT4" ShapeID="_x0000_i1064" DrawAspect="Content" ObjectID="_1673802631" r:id="rId83"/>
+        </w:object>
+      </w:r>
+      <w:r>
+        <w:rPr>
+          <w:rFonts w:hint="eastAsia"/>
+        </w:rPr>
+        <w:t>和函数族</w:t>
+      </w:r>
+      <w:r>
+        <w:rPr>
+          <w:position w:val="-14"/>
+        </w:rPr>
+        <w:object w:dxaOrig="1700" w:dyaOrig="400" w14:anchorId="42895867">
+          <v:shape id="_x0000_i1065" type="#_x0000_t75" style="width:84.9pt;height:20.4pt" o:ole="">
+            <v:imagedata r:id="rId84" o:title=""/>
+          </v:shape>
+          <o:OLEObject Type="Embed" ProgID="Equation.DSMT4" ShapeID="_x0000_i1065" DrawAspect="Content" ObjectID="_1673802632" r:id="rId85"/>
+        </w:object>
+      </w:r>
+      <w:r>
+        <w:rPr>
+          <w:rFonts w:hint="eastAsia"/>
+        </w:rPr>
+        <w:t>是相互正交的，即</w:t>
+      </w:r>
+    </w:p>
+    <w:p>
+      <w:pPr>
+        <w:pStyle w:val="MTDisplayEquation"/>
+      </w:pPr>
+      <w:r>
+        <w:lastRenderedPageBreak/>
+        <w:tab/>
+      </w:r>
+      <w:r>
+        <w:rPr>
+          <w:position w:val="-246"/>
+        </w:rPr>
+        <w:object w:dxaOrig="7820" w:dyaOrig="5220" w14:anchorId="7BA46A13">
+          <v:shape id="_x0000_i1066" type="#_x0000_t75" style="width:390.8pt;height:260.95pt" o:ole="">
+            <v:imagedata r:id="rId86" o:title=""/>
+          </v:shape>
+          <o:OLEObject Type="Embed" ProgID="Equation.DSMT4" ShapeID="_x0000_i1066" DrawAspect="Content" ObjectID="_1673802633" r:id="rId87"/>
+        </w:object>
+      </w:r>
+      <w:r>
+        <w:t xml:space="preserve"> </w:t>
+      </w:r>
+    </w:p>
+    <w:p>
+      <w:r>
+        <w:t xml:space="preserve">   </w:t>
+      </w:r>
+      <w:r>
+        <w:rPr>
+          <w:rFonts w:hint="eastAsia"/>
+        </w:rPr>
+        <w:t>因为函数族</w:t>
+      </w:r>
+      <w:r>
+        <w:rPr>
+          <w:position w:val="-30"/>
+        </w:rPr>
+        <w:object w:dxaOrig="1840" w:dyaOrig="720" w14:anchorId="1366A9D4">
+          <v:shape id="_x0000_i1067" type="#_x0000_t75" style="width:92.4pt;height:36.2pt" o:ole="">
+            <v:imagedata r:id="rId88" o:title=""/>
+          </v:shape>
+          <o:OLEObject Type="Embed" ProgID="Equation.DSMT4" ShapeID="_x0000_i1067" DrawAspect="Content" ObjectID="_1673802634" r:id="rId89"/>
+        </w:object>
+      </w:r>
+      <w:r>
+        <w:rPr>
+          <w:rFonts w:hint="eastAsia"/>
+        </w:rPr>
+        <w:t>是</w:t>
+      </w:r>
+      <w:r>
+        <w:rPr>
+          <w:position w:val="-14"/>
+        </w:rPr>
+        <w:object w:dxaOrig="980" w:dyaOrig="400" w14:anchorId="79C27B46">
+          <v:shape id="_x0000_i1068" type="#_x0000_t75" style="width:48.7pt;height:20.4pt" o:ole="">
+            <v:imagedata r:id="rId90" o:title=""/>
+          </v:shape>
+          <o:OLEObject Type="Embed" ProgID="Equation.DSMT4" ShapeID="_x0000_i1068" DrawAspect="Content" ObjectID="_1673802635" r:id="rId91"/>
+        </w:object>
+      </w:r>
+      <w:r>
+        <w:rPr>
+          <w:rFonts w:hint="eastAsia"/>
+        </w:rPr>
+        <w:t>的标准正交基，于是得到高低通滤波器频率响应的基本关系</w:t>
+      </w:r>
+    </w:p>
+    <w:p>
+      <w:r>
+        <w:t xml:space="preserve">  </w:t>
+      </w:r>
+    </w:p>
+    <w:p>
+      <w:pPr>
+        <w:pStyle w:val="MTDisplayEquation"/>
+      </w:pPr>
+      <w:r>
+        <w:tab/>
+      </w:r>
+      <w:r>
+        <w:rPr>
+          <w:position w:val="-14"/>
+        </w:rPr>
+        <w:object w:dxaOrig="4620" w:dyaOrig="420" w14:anchorId="188A9A12">
+          <v:shape id="_x0000_i1069" type="#_x0000_t75" style="width:231pt;height:20.8pt" o:ole="">
+            <v:imagedata r:id="rId92" o:title=""/>
+          </v:shape>
+          <o:OLEObject Type="Embed" ProgID="Equation.DSMT4" ShapeID="_x0000_i1069" DrawAspect="Content" ObjectID="_1673802636" r:id="rId93"/>
+        </w:object>
+      </w:r>
+      <w:r>
+        <w:t xml:space="preserve"> </w:t>
+      </w:r>
+    </w:p>
+    <w:p>
+      <w:pPr>
+        <w:pStyle w:val="1"/>
+      </w:pPr>
+      <w:r>
+        <w:rPr>
+          <w:rFonts w:hint="eastAsia"/>
+        </w:rPr>
+        <w:t>正交小波的充要条件</w:t>
+      </w:r>
+    </w:p>
+    <w:p>
+      <w:pPr>
+        <w:pStyle w:val="MTDisplayEquation"/>
+      </w:pPr>
+      <w:r>
+        <w:tab/>
+      </w:r>
+      <w:r>
+        <w:rPr>
+          <w:position w:val="-34"/>
+        </w:rPr>
+        <w:object w:dxaOrig="3240" w:dyaOrig="800" w14:anchorId="32B57394">
+          <v:shape id="_x0000_i1070" type="#_x0000_t75" style="width:161.9pt;height:39.95pt" o:ole="">
+            <v:imagedata r:id="rId94" o:title=""/>
+          </v:shape>
+          <o:OLEObject Type="Embed" ProgID="Equation.DSMT4" ShapeID="_x0000_i1070" DrawAspect="Content" ObjectID="_1673802637" r:id="rId95"/>
+        </w:object>
+      </w:r>
+      <w:r>
+        <w:t xml:space="preserve"> </w:t>
+      </w:r>
+    </w:p>
+    <w:p>
+      <w:r>
+        <w:rPr>
+          <w:rFonts w:hint="eastAsia"/>
+        </w:rPr>
+        <w:t>函数族</w:t>
+      </w:r>
+      <w:r>
+        <w:rPr>
+          <w:position w:val="-14"/>
+        </w:rPr>
+        <w:object w:dxaOrig="1740" w:dyaOrig="400" w14:anchorId="63A43BC5">
+          <v:shape id="_x0000_i1071" type="#_x0000_t75" style="width:87pt;height:20.4pt" o:ole="">
+            <v:imagedata r:id="rId61" o:title=""/>
+          </v:shape>
+          <o:OLEObject Type="Embed" ProgID="Equation.DSMT4" ShapeID="_x0000_i1071" DrawAspect="Content" ObjectID="_1673802638" r:id="rId96"/>
+        </w:object>
+      </w:r>
+      <w:r>
+        <w:rPr>
+          <w:rFonts w:hint="eastAsia"/>
+        </w:rPr>
+        <w:t>构成</w:t>
+      </w:r>
+      <w:r>
+        <w:rPr>
+          <w:position w:val="-12"/>
+        </w:rPr>
+        <w:object w:dxaOrig="320" w:dyaOrig="360" w14:anchorId="2505C91B">
+          <v:shape id="_x0000_i1072" type="#_x0000_t75" style="width:15.8pt;height:17.9pt" o:ole="">
+            <v:imagedata r:id="rId63" o:title=""/>
+          </v:shape>
+          <o:OLEObject Type="Embed" ProgID="Equation.DSMT4" ShapeID="_x0000_i1072" DrawAspect="Content" ObjectID="_1673802639" r:id="rId97"/>
+        </w:object>
+      </w:r>
+      <w:r>
+        <w:rPr>
+          <w:rFonts w:hint="eastAsia"/>
+        </w:rPr>
+        <w:t>的标准正交基即</w:t>
+      </w:r>
+      <w:r>
+        <w:rPr>
+          <w:position w:val="-14"/>
+        </w:rPr>
+        <w:object w:dxaOrig="580" w:dyaOrig="400" w14:anchorId="50B7923C">
+          <v:shape id="_x0000_i1073" type="#_x0000_t75" style="width:29.15pt;height:20.4pt" o:ole="">
+            <v:imagedata r:id="rId98" o:title=""/>
+          </v:shape>
+          <o:OLEObject Type="Embed" ProgID="Equation.DSMT4" ShapeID="_x0000_i1073" DrawAspect="Content" ObjectID="_1673802640" r:id="rId99"/>
+        </w:object>
+      </w:r>
+      <w:r>
+        <w:rPr>
+          <w:rFonts w:hint="eastAsia"/>
+        </w:rPr>
+        <w:t>成为正交小波的充要条件是，矩阵</w:t>
+      </w:r>
+      <w:r>
+        <w:rPr>
+          <w:position w:val="-14"/>
+        </w:rPr>
+        <w:object w:dxaOrig="700" w:dyaOrig="400" w14:anchorId="1584B41B">
+          <v:shape id="_x0000_i1074" type="#_x0000_t75" style="width:35.4pt;height:20.4pt" o:ole="">
+            <v:imagedata r:id="rId100" o:title=""/>
+          </v:shape>
+          <o:OLEObject Type="Embed" ProgID="Equation.DSMT4" ShapeID="_x0000_i1074" DrawAspect="Content" ObjectID="_1673802641" r:id="rId101"/>
+        </w:object>
+      </w:r>
+      <w:r>
+        <w:rPr>
+          <w:rFonts w:hint="eastAsia"/>
+        </w:rPr>
+        <w:t>是酉矩阵。</w:t>
+      </w:r>
+      <w:r>
+        <w:t xml:space="preserve">  </w:t>
+      </w:r>
+    </w:p>
+    <w:p>
+      <w:pPr>
+        <w:pStyle w:val="MTDisplayEquation"/>
+      </w:pPr>
+      <w:r>
+        <w:tab/>
+      </w:r>
+      <w:r>
+        <w:rPr>
+          <w:position w:val="-16"/>
+        </w:rPr>
+        <w:object w:dxaOrig="5820" w:dyaOrig="480" w14:anchorId="071960C8">
+          <v:shape id="_x0000_i1075" type="#_x0000_t75" style="width:290.9pt;height:24.15pt" o:ole="">
+            <v:imagedata r:id="rId102" o:title=""/>
+          </v:shape>
+          <o:OLEObject Type="Embed" ProgID="Equation.DSMT4" ShapeID="_x0000_i1075" DrawAspect="Content" ObjectID="_1673802642" r:id="rId103"/>
+        </w:object>
+      </w:r>
+      <w:r>
+        <w:t xml:space="preserve"> </w:t>
+      </w:r>
+    </w:p>
+    <w:p>
+      <w:pPr>
+        <w:pStyle w:val="MTDisplayEquation"/>
+      </w:pPr>
+      <w:r>
+        <w:lastRenderedPageBreak/>
+        <w:tab/>
+      </w:r>
+      <w:r>
+        <w:rPr>
+          <w:position w:val="-96"/>
+        </w:rPr>
+        <w:object w:dxaOrig="4220" w:dyaOrig="2079" w14:anchorId="61B57C41">
+          <v:shape id="_x0000_i1076" type="#_x0000_t75" style="width:210.6pt;height:104.45pt" o:ole="">
+            <v:imagedata r:id="rId104" o:title=""/>
+          </v:shape>
+          <o:OLEObject Type="Embed" ProgID="Equation.DSMT4" ShapeID="_x0000_i1076" DrawAspect="Content" ObjectID="_1673802643" r:id="rId105"/>
+        </w:object>
+      </w:r>
+      <w:r>
+        <w:t xml:space="preserve"> </w:t>
+      </w:r>
+    </w:p>
+    <w:p>
+      <w:pPr>
+        <w:pStyle w:val="MTDisplayEquation"/>
+      </w:pPr>
+      <w:r>
+        <w:tab/>
+      </w:r>
+      <w:r>
+        <w:rPr>
+          <w:position w:val="-30"/>
+        </w:rPr>
+        <w:object w:dxaOrig="3940" w:dyaOrig="720" w14:anchorId="3606254A">
+          <v:shape id="_x0000_i1077" type="#_x0000_t75" style="width:197.25pt;height:36.2pt" o:ole="">
+            <v:imagedata r:id="rId106" o:title=""/>
+          </v:shape>
+          <o:OLEObject Type="Embed" ProgID="Equation.DSMT4" ShapeID="_x0000_i1077" DrawAspect="Content" ObjectID="_1673802644" r:id="rId107"/>
+        </w:object>
+      </w:r>
+      <w:r>
+        <w:t xml:space="preserve"> </w:t>
+      </w:r>
+    </w:p>
+    <w:p>
+      <w:pPr>
+        <w:pStyle w:val="MTDisplayEquation"/>
+      </w:pPr>
+      <w:r>
+        <w:tab/>
+      </w:r>
+      <w:r>
+        <w:rPr>
+          <w:position w:val="-86"/>
+        </w:rPr>
+        <w:object w:dxaOrig="4200" w:dyaOrig="1820" w14:anchorId="26FD96A7">
+          <v:shape id="_x0000_i1078" type="#_x0000_t75" style="width:210.15pt;height:90.75pt" o:ole="">
+            <v:imagedata r:id="rId108" o:title=""/>
+          </v:shape>
+          <o:OLEObject Type="Embed" ProgID="Equation.DSMT4" ShapeID="_x0000_i1078" DrawAspect="Content" ObjectID="_1673802645" r:id="rId109"/>
+        </w:object>
+      </w:r>
+      <w:r>
+        <w:t xml:space="preserve"> </w:t>
+      </w:r>
+    </w:p>
+    <w:p>
+      <w:r>
+        <w:rPr>
+          <w:rFonts w:hint="eastAsia"/>
+        </w:rPr>
+        <w:t>即</w:t>
+      </w:r>
+      <w:bookmarkStart w:id="0" w:name="_Hlk63189357"/>
+      <w:r>
+        <w:rPr>
+          <w:position w:val="-14"/>
+        </w:rPr>
+        <w:object w:dxaOrig="1080" w:dyaOrig="400" w14:anchorId="7198BD21">
+          <v:shape id="_x0000_i1079" type="#_x0000_t75" style="width:54.1pt;height:20.4pt" o:ole="">
+            <v:imagedata r:id="rId110" o:title=""/>
+          </v:shape>
+          <o:OLEObject Type="Embed" ProgID="Equation.DSMT4" ShapeID="_x0000_i1079" DrawAspect="Content" ObjectID="_1673802646" r:id="rId111"/>
+        </w:object>
+      </w:r>
+      <w:r>
+        <w:rPr>
+          <w:rFonts w:hint="eastAsia"/>
+        </w:rPr>
+        <w:t>是</w:t>
+      </w:r>
+      <w:r>
+        <w:rPr>
+          <w:position w:val="-14"/>
+        </w:rPr>
+        <w:object w:dxaOrig="639" w:dyaOrig="400" w14:anchorId="6F0BD788">
+          <v:shape id="_x0000_i1080" type="#_x0000_t75" style="width:32.05pt;height:20.4pt" o:ole="">
+            <v:imagedata r:id="rId112" o:title=""/>
+          </v:shape>
+          <o:OLEObject Type="Embed" ProgID="Equation.DSMT4" ShapeID="_x0000_i1080" DrawAspect="Content" ObjectID="_1673802647" r:id="rId113"/>
+        </w:object>
+      </w:r>
+      <w:r>
+        <w:rPr>
+          <w:rFonts w:hint="eastAsia"/>
+        </w:rPr>
+        <w:t>中的单位向量</w:t>
+      </w:r>
+      <w:bookmarkEnd w:id="0"/>
+      <w:r>
+        <w:rPr>
+          <w:rFonts w:hint="eastAsia"/>
+        </w:rPr>
+        <w:t>，</w:t>
+      </w:r>
+      <w:bookmarkStart w:id="1" w:name="_Hlk63189382"/>
+      <w:r>
+        <w:rPr>
+          <w:rFonts w:hint="eastAsia"/>
+        </w:rPr>
+        <w:t>而且</w:t>
+      </w:r>
+    </w:p>
+    <w:p>
+      <w:pPr>
+        <w:pStyle w:val="MTDisplayEquation"/>
+      </w:pPr>
+      <w:r>
+        <w:tab/>
+      </w:r>
+      <w:r>
+        <w:rPr>
+          <w:position w:val="-14"/>
+        </w:rPr>
+        <w:object w:dxaOrig="3200" w:dyaOrig="400" w14:anchorId="07D52A4C">
+          <v:shape id="_x0000_i1081" type="#_x0000_t75" style="width:159.8pt;height:20.4pt" o:ole="">
+            <v:imagedata r:id="rId114" o:title=""/>
+          </v:shape>
+          <o:OLEObject Type="Embed" ProgID="Equation.DSMT4" ShapeID="_x0000_i1081" DrawAspect="Content" ObjectID="_1673802648" r:id="rId115"/>
+        </w:object>
+      </w:r>
+      <w:r>
+        <w:t xml:space="preserve"> </w:t>
+      </w:r>
+    </w:p>
+    <w:bookmarkEnd w:id="1"/>
+    <w:p>
+      <w:r>
+        <w:rPr>
+          <w:rFonts w:hint="eastAsia"/>
+        </w:rPr>
+        <w:t>同理有</w:t>
+      </w:r>
+      <w:bookmarkStart w:id="2" w:name="_Hlk63189366"/>
+      <w:r>
+        <w:rPr>
+          <w:position w:val="-14"/>
+        </w:rPr>
+        <w:object w:dxaOrig="1120" w:dyaOrig="400" w14:anchorId="33250104">
+          <v:shape id="_x0000_i1097" type="#_x0000_t75" style="width:56.2pt;height:20.4pt" o:ole="">
+            <v:imagedata r:id="rId116" o:title=""/>
+          </v:shape>
+          <o:OLEObject Type="Embed" ProgID="Equation.DSMT4" ShapeID="_x0000_i1097" DrawAspect="Content" ObjectID="_1673802649" r:id="rId117"/>
+        </w:object>
+      </w:r>
+      <w:r>
+        <w:rPr>
+          <w:rFonts w:hint="eastAsia"/>
+        </w:rPr>
+        <w:t>是</w:t>
+      </w:r>
+      <w:r>
+        <w:rPr>
+          <w:position w:val="-14"/>
+        </w:rPr>
+        <w:object w:dxaOrig="639" w:dyaOrig="400" w14:anchorId="2DA4B253">
+          <v:shape id="_x0000_i1094" type="#_x0000_t75" style="width:32.05pt;height:20.4pt" o:ole="">
+            <v:imagedata r:id="rId112" o:title=""/>
+          </v:shape>
+          <o:OLEObject Type="Embed" ProgID="Equation.DSMT4" ShapeID="_x0000_i1094" DrawAspect="Content" ObjectID="_1673802650" r:id="rId118"/>
+        </w:object>
+      </w:r>
+      <w:r>
+        <w:rPr>
+          <w:rFonts w:hint="eastAsia"/>
+        </w:rPr>
+        <w:t>中的单位向量，</w:t>
+      </w:r>
+      <w:bookmarkStart w:id="3" w:name="_Hlk63189390"/>
+      <w:bookmarkEnd w:id="2"/>
+      <w:r>
+        <w:rPr>
+          <w:rFonts w:hint="eastAsia"/>
+        </w:rPr>
+        <w:t>而且</w:t>
+      </w:r>
+    </w:p>
+    <w:p>
+      <w:pPr>
+        <w:pStyle w:val="MTDisplayEquation"/>
+        <w:rPr>
+          <w:rFonts w:hint="eastAsia"/>
+        </w:rPr>
+      </w:pPr>
+      <w:r>
+        <w:tab/>
+      </w:r>
+      <w:r>
+        <w:rPr>
+          <w:position w:val="-14"/>
+        </w:rPr>
+        <w:object w:dxaOrig="3280" w:dyaOrig="400" w14:anchorId="2259D2A7">
+          <v:shape id="_x0000_i1099" type="#_x0000_t75" style="width:163.55pt;height:20.4pt" o:ole="">
+            <v:imagedata r:id="rId119" o:title=""/>
+          </v:shape>
+          <o:OLEObject Type="Embed" ProgID="Equation.DSMT4" ShapeID="_x0000_i1099" DrawAspect="Content" ObjectID="_1673802651" r:id="rId120"/>
+        </w:object>
+      </w:r>
+      <w:r>
+        <w:t xml:space="preserve"> </w:t>
+      </w:r>
+    </w:p>
+    <w:bookmarkEnd w:id="3"/>
+    <w:p>
+      <w:pPr>
+        <w:pStyle w:val="MTDisplayEquation"/>
+      </w:pPr>
+      <w:r>
+        <w:tab/>
+      </w:r>
+      <w:r>
+        <w:rPr>
+          <w:position w:val="-14"/>
+        </w:rPr>
+        <w:object w:dxaOrig="6500" w:dyaOrig="420" w14:anchorId="510EA254">
+          <v:shape id="_x0000_i1082" type="#_x0000_t75" style="width:324.6pt;height:20.8pt" o:ole="">
+            <v:imagedata r:id="rId121" o:title=""/>
+          </v:shape>
+          <o:OLEObject Type="Embed" ProgID="Equation.DSMT4" ShapeID="_x0000_i1082" DrawAspect="Content" ObjectID="_1673802652" r:id="rId122"/>
+        </w:object>
+      </w:r>
+      <w:r>
+        <w:t xml:space="preserve"> </w:t>
+      </w:r>
+    </w:p>
+    <w:p>
+      <w:pPr>
+        <w:pStyle w:val="MTDisplayEquation"/>
+      </w:pPr>
+      <w:r>
+        <w:tab/>
+      </w:r>
+      <w:r>
+        <w:rPr>
+          <w:position w:val="-96"/>
+        </w:rPr>
+        <w:object w:dxaOrig="4620" w:dyaOrig="2079" w14:anchorId="24F1281E">
+          <v:shape id="_x0000_i1083" type="#_x0000_t75" style="width:231pt;height:104.45pt" o:ole="">
+            <v:imagedata r:id="rId123" o:title=""/>
+          </v:shape>
+          <o:OLEObject Type="Embed" ProgID="Equation.DSMT4" ShapeID="_x0000_i1083" DrawAspect="Content" ObjectID="_1673802653" r:id="rId124"/>
+        </w:object>
+      </w:r>
+      <w:r>
+        <w:t xml:space="preserve"> </w:t>
+      </w:r>
+    </w:p>
+    <w:p>
+      <w:pPr>
+        <w:pStyle w:val="MTDisplayEquation"/>
+      </w:pPr>
+      <w:r>
+        <w:tab/>
+      </w:r>
+      <w:r>
+        <w:rPr>
+          <w:position w:val="-64"/>
+        </w:rPr>
+        <w:object w:dxaOrig="4760" w:dyaOrig="1400" w14:anchorId="5BCCC7BA">
+          <v:shape id="_x0000_i1084" type="#_x0000_t75" style="width:237.65pt;height:69.9pt" o:ole="">
+            <v:imagedata r:id="rId125" o:title=""/>
+          </v:shape>
+          <o:OLEObject Type="Embed" ProgID="Equation.DSMT4" ShapeID="_x0000_i1084" DrawAspect="Content" ObjectID="_1673802654" r:id="rId126"/>
+        </w:object>
+      </w:r>
+      <w:r>
+        <w:t xml:space="preserve"> </w:t>
+      </w:r>
+    </w:p>
+    <w:p>
+      <w:pPr>
+        <w:pStyle w:val="MTDisplayEquation"/>
+      </w:pPr>
+      <w:r>
+        <w:lastRenderedPageBreak/>
+        <w:tab/>
+      </w:r>
+      <w:r>
+        <w:rPr>
+          <w:position w:val="-68"/>
+        </w:rPr>
+        <w:object w:dxaOrig="5500" w:dyaOrig="1640" w14:anchorId="55CA93E6">
+          <v:shape id="_x0000_i1085" type="#_x0000_t75" style="width:275.1pt;height:81.55pt" o:ole="">
+            <v:imagedata r:id="rId127" o:title=""/>
+          </v:shape>
+          <o:OLEObject Type="Embed" ProgID="Equation.DSMT4" ShapeID="_x0000_i1085" DrawAspect="Content" ObjectID="_1673802655" r:id="rId128"/>
+        </w:object>
+      </w:r>
+      <w:r>
+        <w:t xml:space="preserve"> </w:t>
+      </w:r>
+    </w:p>
+    <w:p>
+      <w:r>
+        <w:rPr>
+          <w:rFonts w:hint="eastAsia"/>
+        </w:rPr>
+        <w:t>证明</w:t>
+      </w:r>
+      <w:r>
+        <w:rPr>
+          <w:position w:val="-12"/>
+        </w:rPr>
+        <w:object w:dxaOrig="1219" w:dyaOrig="360" w14:anchorId="53935C2D">
+          <v:shape id="_x0000_i1086" type="#_x0000_t75" style="width:60.75pt;height:17.9pt" o:ole="">
+            <v:imagedata r:id="rId129" o:title=""/>
+          </v:shape>
+          <o:OLEObject Type="Embed" ProgID="Equation.DSMT4" ShapeID="_x0000_i1086" DrawAspect="Content" ObjectID="_1673802656" r:id="rId130"/>
+        </w:object>
+      </w:r>
+      <w:r>
+        <w:t xml:space="preserve"> </w:t>
+      </w:r>
+    </w:p>
+    <w:p>
+      <w:pPr>
+        <w:jc w:val="center"/>
+      </w:pPr>
+      <w:r>
+        <w:rPr>
+          <w:position w:val="-172"/>
+        </w:rPr>
+        <w:object w:dxaOrig="3400" w:dyaOrig="3159" w14:anchorId="576F5E1E">
+          <v:shape id="_x0000_i1087" type="#_x0000_t75" style="width:170.2pt;height:158.15pt" o:ole="">
+            <v:imagedata r:id="rId131" o:title=""/>
+          </v:shape>
+          <o:OLEObject Type="Embed" ProgID="Equation.DSMT4" ShapeID="_x0000_i1087" DrawAspect="Content" ObjectID="_1673802657" r:id="rId132"/>
+        </w:object>
+      </w:r>
+    </w:p>
+    <w:p>
+      <w:r>
+        <w:rPr>
+          <w:rFonts w:hint="eastAsia"/>
+        </w:rPr>
+        <w:t>由于</w:t>
+      </w:r>
+      <w:r>
+        <w:rPr>
+          <w:position w:val="-14"/>
+        </w:rPr>
+        <w:object w:dxaOrig="1719" w:dyaOrig="400" w14:anchorId="5187A3C8">
+          <v:shape id="_x0000_i1088" type="#_x0000_t75" style="width:86.15pt;height:20.4pt" o:ole="">
+            <v:imagedata r:id="rId133" o:title=""/>
+          </v:shape>
+          <o:OLEObject Type="Embed" ProgID="Equation.DSMT4" ShapeID="_x0000_i1088" DrawAspect="Content" ObjectID="_1673802658" r:id="rId134"/>
+        </w:object>
+      </w:r>
+      <w:r>
+        <w:rPr>
+          <w:rFonts w:hint="eastAsia"/>
+        </w:rPr>
+        <w:t>，故</w:t>
+      </w:r>
+    </w:p>
+    <w:p>
+      <w:pPr>
+        <w:pStyle w:val="MTDisplayEquation"/>
+      </w:pPr>
+      <w:r>
+        <w:tab/>
+      </w:r>
+      <w:r>
+        <w:rPr>
+          <w:position w:val="-54"/>
+        </w:rPr>
+        <w:object w:dxaOrig="3720" w:dyaOrig="1219" w14:anchorId="59395351">
+          <v:shape id="_x0000_i1089" type="#_x0000_t75" style="width:186.05pt;height:60.75pt" o:ole="">
+            <v:imagedata r:id="rId135" o:title=""/>
+          </v:shape>
+          <o:OLEObject Type="Embed" ProgID="Equation.DSMT4" ShapeID="_x0000_i1089" DrawAspect="Content" ObjectID="_1673802659" r:id="rId136"/>
+        </w:object>
+      </w:r>
+      <w:r>
+        <w:t xml:space="preserve"> </w:t>
+      </w:r>
+    </w:p>
+    <w:p>
+      <w:pPr>
+        <w:jc w:val="center"/>
+      </w:pPr>
+      <w:r>
+        <w:rPr>
+          <w:position w:val="-54"/>
+        </w:rPr>
+        <w:object w:dxaOrig="3600" w:dyaOrig="1219" w14:anchorId="5763B0D3">
+          <v:shape id="_x0000_i1090" type="#_x0000_t75" style="width:180.2pt;height:60.75pt" o:ole="">
+            <v:imagedata r:id="rId137" o:title=""/>
+          </v:shape>
+          <o:OLEObject Type="Embed" ProgID="Equation.DSMT4" ShapeID="_x0000_i1090" DrawAspect="Content" ObjectID="_1673802660" r:id="rId138"/>
+        </w:object>
+      </w:r>
+    </w:p>
+    <w:p>
+      <w:pPr>
+        <w:pStyle w:val="MTDisplayEquation"/>
+      </w:pPr>
+      <w:r>
+        <w:tab/>
+      </w:r>
+      <w:r>
+        <w:rPr>
+          <w:position w:val="-90"/>
+        </w:rPr>
+        <w:object w:dxaOrig="4420" w:dyaOrig="2340" w14:anchorId="739E804D">
+          <v:shape id="_x0000_i1091" type="#_x0000_t75" style="width:221.4pt;height:116.95pt" o:ole="">
+            <v:imagedata r:id="rId139" o:title=""/>
+          </v:shape>
+          <o:OLEObject Type="Embed" ProgID="Equation.DSMT4" ShapeID="_x0000_i1091" DrawAspect="Content" ObjectID="_1673802661" r:id="rId140"/>
+        </w:object>
+      </w:r>
+      <w:r>
+        <w:t xml:space="preserve"> </w:t>
+      </w:r>
+    </w:p>
+    <w:p>
+      <w:r>
+        <w:rPr>
+          <w:rFonts w:hint="eastAsia"/>
+        </w:rPr>
+        <w:t>命题得证。</w:t>
+      </w:r>
     </w:p>
     <w:sectPr>
       <w:pgSz w:w="12240" w:h="15840"/>
